--- a/Report/dw_report_final.docx
+++ b/Report/dw_report_final.docx
@@ -25,7 +25,7 @@
           <w:sz w:val="40"/>
         </w:rPr>
         <w:drawing>
-          <wp:inline distT="0" distB="0" distL="0" distR="0" wp14:anchorId="349A3367" wp14:editId="1AB2BE34">
+          <wp:inline distT="0" distB="0" distL="0" distR="0" wp14:anchorId="0120E6AB" wp14:editId="663DDD06">
             <wp:extent cx="2638425" cy="2638425"/>
             <wp:effectExtent l="0" t="0" r="9525" b="9525"/>
             <wp:docPr id="2" name="صورة 2"/>
@@ -744,38 +744,6 @@
     </w:p>
     <w:p>
       <w:pPr>
-        <w:pStyle w:val="ListParagraph"/>
-      </w:pPr>
-    </w:p>
-    <w:p>
-      <w:pPr>
-        <w:pStyle w:val="ListParagraph"/>
-      </w:pPr>
-    </w:p>
-    <w:p>
-      <w:pPr>
-        <w:pStyle w:val="ListParagraph"/>
-      </w:pPr>
-    </w:p>
-    <w:p>
-      <w:pPr>
-        <w:pStyle w:val="ListParagraph"/>
-      </w:pPr>
-    </w:p>
-    <w:p>
-      <w:pPr>
-        <w:pStyle w:val="ListParagraph"/>
-      </w:pPr>
-    </w:p>
-    <w:p>
-      <w:pPr>
-        <w:pStyle w:val="ListParagraph"/>
-      </w:pPr>
-    </w:p>
-    <w:p/>
-    <w:p/>
-    <w:p>
-      <w:pPr>
         <w:pStyle w:val="Heading1"/>
         <w:rPr>
           <w:color w:val="auto"/>
@@ -789,7 +757,15 @@
           <w:sz w:val="36"/>
           <w:szCs w:val="36"/>
         </w:rPr>
-        <w:t>3. Dimensional Model Design</w:t>
+        <w:t>3</w:t>
+      </w:r>
+      <w:r>
+        <w:rPr>
+          <w:color w:val="auto"/>
+          <w:sz w:val="36"/>
+          <w:szCs w:val="36"/>
+        </w:rPr>
+        <w:t>. Dimensional Model Design</w:t>
       </w:r>
     </w:p>
     <w:p>
@@ -1130,7 +1106,6 @@
         <w:spacing w:after="120"/>
       </w:pPr>
       <w:r>
-        <w:lastRenderedPageBreak/>
         <w:t>The dim_film table holds information about each film, like the title, description, r</w:t>
       </w:r>
       <w:r>
@@ -1164,6 +1139,7 @@
         <w:spacing w:after="120"/>
       </w:pPr>
       <w:r>
+        <w:lastRenderedPageBreak/>
         <w:t>The dim_location table holds location information like city, district, and country. We use this to see which cities or countries have the most rental activity.</w:t>
       </w:r>
     </w:p>
@@ -1172,10 +1148,19 @@
         <w:spacing w:after="120"/>
       </w:pPr>
       <w:r>
-        <w:t xml:space="preserve">Our model is </w:t>
+        <w:t>We chose a st</w:t>
       </w:r>
       <w:r>
-        <w:t>called a galaxy schema (also known as a fact constellation schema). This is because we have two fact tables (fact_rental and fact_payment) that both share the same set of dimension tables. This design is simple and works well for business reporting.</w:t>
+        <w:t>ar schema for our design. In a star schema, each fact table sits in the middle and is directly connected to its dimension tables around it, just like a star shape. The dimensions are not split into smaller tables, so each dimension holds all its informatio</w:t>
+      </w:r>
+      <w:r>
+        <w:t xml:space="preserve">n in one flat table. This makes queries simple and easy to write.  Our design has two fact tables (fact_rental and fact_payment), and both of them connect to the same six dimension tables. We did not use a snowflake schema because we did not want to split </w:t>
+      </w:r>
+      <w:r>
+        <w:t>dimensions into multiple smaller tables. Keeping all dimension data flat (for example, storing language name and category name directly inside dim_film instead of making separate language and category dimension tables) makes the design easier to understand</w:t>
+      </w:r>
+      <w:r>
+        <w:t xml:space="preserve"> and faster to query.</w:t>
       </w:r>
     </w:p>
     <w:tbl>
@@ -1209,7 +1194,6 @@
             </w:tcMar>
           </w:tcPr>
           <w:p>
-            <w:proofErr w:type="spellStart"/>
             <w:r>
               <w:rPr>
                 <w:b/>
@@ -1217,7 +1201,6 @@
               </w:rPr>
               <w:t>dim_date</w:t>
             </w:r>
-            <w:proofErr w:type="spellEnd"/>
           </w:p>
         </w:tc>
         <w:tc>
@@ -1273,7 +1256,13 @@
               <w:rPr>
                 <w:sz w:val="18"/>
               </w:rPr>
-              <w:t>Time-based analysis of rentals and payments</w:t>
+              <w:t xml:space="preserve">Time-based analysis of </w:t>
+            </w:r>
+            <w:r>
+              <w:rPr>
+                <w:sz w:val="18"/>
+              </w:rPr>
+              <w:t>rentals and payments</w:t>
             </w:r>
           </w:p>
         </w:tc>
@@ -1393,13 +1382,13 @@
               <w:rPr>
                 <w:sz w:val="18"/>
               </w:rPr>
-              <w:t xml:space="preserve">film_key, film_id, title, description, release_year, rental_duration, rental_rate, length, rating, </w:t>
+              <w:t xml:space="preserve">film_key, film_id, title, description, release_year, rental_duration, rental_rate, length, </w:t>
             </w:r>
             <w:r>
               <w:rPr>
                 <w:sz w:val="18"/>
               </w:rPr>
-              <w:t>language_name, category_name</w:t>
+              <w:t>rating, language_name, category_name</w:t>
             </w:r>
           </w:p>
         </w:tc>
@@ -1516,13 +1505,13 @@
               <w:rPr>
                 <w:sz w:val="18"/>
               </w:rPr>
-              <w:t xml:space="preserve">Store performance </w:t>
+              <w:t xml:space="preserve">Store </w:t>
             </w:r>
             <w:r>
               <w:rPr>
                 <w:sz w:val="18"/>
               </w:rPr>
-              <w:t>comparison by rentals and revenue</w:t>
+              <w:t>performance comparison by rentals and revenue</w:t>
             </w:r>
           </w:p>
         </w:tc>
@@ -1680,13 +1669,13 @@
               <w:rPr>
                 <w:sz w:val="18"/>
               </w:rPr>
-              <w:t xml:space="preserve">Geographic analysis of </w:t>
+              <w:t xml:space="preserve">Geographic </w:t>
             </w:r>
             <w:r>
               <w:rPr>
                 <w:sz w:val="18"/>
               </w:rPr>
-              <w:t>rental activity and revenue</w:t>
+              <w:t>analysis of rental activity and revenue</w:t>
             </w:r>
           </w:p>
         </w:tc>
@@ -1725,7 +1714,7 @@
           <w:noProof/>
         </w:rPr>
         <w:drawing>
-          <wp:inline distT="0" distB="0" distL="0" distR="0" wp14:anchorId="563784D1" wp14:editId="2AEF1B0C">
+          <wp:inline distT="0" distB="0" distL="0" distR="0" wp14:anchorId="6E552424" wp14:editId="53587323">
             <wp:extent cx="6217920" cy="5551033"/>
             <wp:effectExtent l="0" t="0" r="0" b="0"/>
             <wp:docPr id="1" name="Picture 1"/>
@@ -1805,10 +1794,10 @@
         <w:spacing w:after="120"/>
       </w:pPr>
       <w:r>
-        <w:t xml:space="preserve">In the extract step, we copy data from the OLTP database. The tables we need are: rental, payment, customer, film, inventory, </w:t>
+        <w:t>In the extract step, we copy data from the OLTP database. The tables we need are: rental, payment, customer, film,</w:t>
       </w:r>
       <w:r>
-        <w:t>store, staff, address, city, country, language, category, and film_category. These tables contain all the raw data we need to fill the data warehouse.</w:t>
+        <w:t xml:space="preserve"> inventory, store, staff, address, city, country, language, category, and film_category. These tables contain all the raw data we need to fill the data warehouse.</w:t>
       </w:r>
     </w:p>
     <w:p>
@@ -1816,23 +1805,23 @@
         <w:spacing w:after="120"/>
       </w:pPr>
       <w:r>
-        <w:t xml:space="preserve">We need the rental table because it is the main source for fact_rental. It gives us rental dates, return </w:t>
+        <w:t>We need the rental table because it is the main source for fact_rental. It gives us rental da</w:t>
       </w:r>
       <w:r>
-        <w:t>dates, and connects to customers, films, and staff. We need the payment table because it has the payment amounts and dates for fact_payment. We need the customer table to build dim_customer with names and emails. We need the film table to build dim_film wi</w:t>
+        <w:t>tes, return dates, and connects to customers, films, and staff. We need the payment table because it has the payment amounts and dates for fact_payment. We need the customer table to build dim_customer with names and emails. We need the film table to build</w:t>
       </w:r>
       <w:r>
-        <w:t xml:space="preserve">th titles, ratings, and rental details. We need the inventory table to connect each rental to the right film and store. We need the store table </w:t>
+        <w:t xml:space="preserve"> dim_film with titles, ratings, and rental details. We need the inventory table to connect each rental to the right film and store. We need the store table </w:t>
       </w:r>
       <w:r>
         <w:lastRenderedPageBreak/>
-        <w:t>to build dim_store with store and manager information. We need the staff table to build dim_staff and also to ge</w:t>
+        <w:t>to build dim_store with store and manager information. We need the staff table to build dim_staff an</w:t>
       </w:r>
       <w:r>
-        <w:t xml:space="preserve">t the manager name for each store. We need the address, city, and country tables together to build dim_location with full location details. We need the language table to get the language name for each film. We need the category and film_category tables to </w:t>
+        <w:t>d also to get the manager name for each store. We need the address, city, and country tables together to build dim_location with full location details. We need the language table to get the language name for each film. We need the category and film_categor</w:t>
       </w:r>
       <w:r>
-        <w:t>find out which category each film belongs to.</w:t>
+        <w:t>y tables to find out which category each film belongs to.</w:t>
       </w:r>
     </w:p>
     <w:p>
@@ -1854,13 +1843,13 @@
         <w:spacing w:after="120"/>
       </w:pPr>
       <w:r>
-        <w:t>In the transform step, we clean and prepare the data before loading it. We combine first name and last name into one full name field. We replace the original OLTP IDs with new surrogate keys (simp</w:t>
+        <w:t>In the transform step, we clean and prepare the data before loading it. We combine first name and last name into one full name field. We replace the original OLTP IDs with new surrogat</w:t>
       </w:r>
       <w:r>
-        <w:t>le numbers that we generate in the data warehouse). We convert rental dates and payment dates into date keys that match the dim_date table. We also calculate the measures we need, like how long each rental lasted, how many days it was late, and the total p</w:t>
+        <w:t>e keys (simple numbers that we generate in the data warehouse). We convert rental dates and payment dates into date keys that match the dim_date table. We also calculate the measures we need, like how long each rental lasted, how many days it was late, and</w:t>
       </w:r>
       <w:r>
-        <w:t>ayment amount.</w:t>
+        <w:t xml:space="preserve"> the total payment amount.</w:t>
       </w:r>
     </w:p>
     <w:p>
@@ -1868,10 +1857,10 @@
         <w:spacing w:after="120"/>
       </w:pPr>
       <w:r>
-        <w:t>We also join the film table with the language and category tables to get all film details in one place. We join the address, city, and country tables to build the full location information. We remove any duplicate records. If a return date i</w:t>
+        <w:t>We also join the film table with the language and category tables to get all film details in one place. We join the address, city, and country tables to build the full location information. We remove any duplicate records. If a r</w:t>
       </w:r>
       <w:r>
-        <w:t>s missing (the film has not been returned yet), we handle that carefully so it does not cause errors. We also make sure that text values like city names, country names, and category names are written in a consistent format.</w:t>
+        <w:t>eturn date is missing (the film has not been returned yet), we handle that carefully so it does not cause errors. We also make sure that text values like city names, country names, and category names are written in a consistent format.</w:t>
       </w:r>
     </w:p>
     <w:p>
@@ -1893,10 +1882,13 @@
         <w:spacing w:after="120"/>
       </w:pPr>
       <w:r>
-        <w:t xml:space="preserve">In the load step, we </w:t>
+        <w:t xml:space="preserve">In the </w:t>
       </w:r>
       <w:r>
-        <w:t>insert the cleaned data into the data warehouse. We always load the dimension tables first, because the fact tables need to look up the surrogate keys from the dimensions. Only after all dimensions are ready do we load fact_rental and fact_payment.</w:t>
+        <w:t>load step, we insert the cleaned data into the data warehouse. We always load the dimension tables first, because the fact tables need to look up the surrogate keys from the dimensions. Only after all dimensions are ready do we load fact_rental and fact_pa</w:t>
+      </w:r>
+      <w:r>
+        <w:t>yment.</w:t>
       </w:r>
     </w:p>
     <w:p>
@@ -1904,13 +1896,10 @@
         <w:spacing w:after="120"/>
       </w:pPr>
       <w:r>
-        <w:t>The cor</w:t>
+        <w:t>The correct loading order is: dim_date first, then dim_location, dim_customer, dim_film, dim_store, and dim_staff. After all dimensions are loaded, we load fact_rental and then fact_payment. This order makes sure that all the surrogate keys exist be</w:t>
       </w:r>
       <w:r>
-        <w:t>rect loading order is: dim_date first, then dim_location, dim_customer, dim_film, dim_store, and dim_staff. After all dimensions are loaded, we load fact_rental and then fact_payment. This order makes sure that all the surrogate keys exist before we try to</w:t>
-      </w:r>
-      <w:r>
-        <w:t xml:space="preserve"> use them in the fact tables.</w:t>
+        <w:t>fore we try to use them in the fact tables.</w:t>
       </w:r>
     </w:p>
     <w:p>
@@ -1918,13 +1907,13 @@
         <w:spacing w:after="120"/>
       </w:pPr>
       <w:r>
-        <w:t>Each dimension table gets its own surrogate key, which is just a simple number that we create in the data warehouse (for example, 1, 2, 3...). These replace the original IDs from the OLTP system. Every row in a fact table uses</w:t>
+        <w:t>Each dimension table gets its own surrogate key, which is just a simple number that we create in the data warehouse (for example, 1, 2, 3...). These replace the original IDs from the OLTP system. Every row in a f</w:t>
       </w:r>
       <w:r>
-        <w:t xml:space="preserve"> these surrogate keys to point to the right dimension row. When new data comes in, we insert new rows. If a customer name or store detail changes, we update the existing row. Before we load anything, we check the data to make sure all keys are valid, no pa</w:t>
+        <w:t>act table uses these surrogate keys to point to the right dimension row. When new data comes in, we insert new rows. If a customer name or store detail changes, we update the existing row. Before we load anything, we check the data to make sure all keys ar</w:t>
       </w:r>
       <w:r>
-        <w:t>yment amounts are negative, and there are no duplicate records.</w:t>
+        <w:t>e valid, no payment amounts are negative, and there are no duplicate records.</w:t>
       </w:r>
     </w:p>
     <w:p>
@@ -1946,13 +1935,13 @@
         <w:spacing w:after="120"/>
       </w:pPr>
       <w:r>
-        <w:t>Data quality checks help us make sure the data in the warehouse is correct. Here are the rules we apply: payment amounts must not be negative. Rental dates and p</w:t>
+        <w:t>Data quality checks help us make sure the data in the warehouse is correct. Here are the rules we apply: payment amounts must not be negative. Rent</w:t>
       </w:r>
       <w:r>
-        <w:t xml:space="preserve">ayment dates must not be empty. All foreign keys (customer, film, store, staff, and date) must already exist in their dimension tables before we load a fact record. Duplicate rental or payment records must be removed. If a return date is missing, we treat </w:t>
+        <w:t>al dates and payment dates must not be empty. All foreign keys (customer, film, store, staff, and date) must already exist in their dimension tables before we load a fact record. Duplicate rental or payment records must be removed. If a return date is miss</w:t>
       </w:r>
       <w:r>
-        <w:t>it as a film that has not been returned yet, not as an error. City, country, language, and category names must all use the same spelling and format. Late return days must be zero or a positive number, never negative.</w:t>
+        <w:t>ing, we treat it as a film that has not been returned yet, not as an error. City, country, language, and category names must all use the same spelling and format. Late return days must be zero or a positive number, never negative.</w:t>
       </w:r>
     </w:p>
     <w:p>
@@ -1975,10 +1964,13 @@
         <w:spacing w:after="120"/>
       </w:pPr>
       <w:r>
-        <w:t>In this report, we design</w:t>
+        <w:t>In this rep</w:t>
       </w:r>
       <w:r>
-        <w:t>ed a data warehouse for a movie rental business. The design has two fact tables: fact_rental for tracking rentals, and fact_payment for tracking payments. Both fact tables share six dimension tables: date, customer, film, store, staff, and location.</w:t>
+        <w:t>ort, we designed a data warehouse for a movie rental business. The design has two fact tables: fact_rental for tracking rentals, and fact_payment for tracking payments. Both fact tables share six dimension tables: date, customer, film, store, staff, and lo</w:t>
+      </w:r>
+      <w:r>
+        <w:t>cation.</w:t>
       </w:r>
     </w:p>
     <w:p>
@@ -1986,13 +1978,10 @@
         <w:spacing w:after="120"/>
       </w:pPr>
       <w:r>
-        <w:t>This d</w:t>
+        <w:t>This data warehouse can answer many useful business questions, such as which films are most popular, which stores earn the most, how revenue changes over time, and which customers spend the most. By moving from an OLTP system to a data warehouse, t</w:t>
       </w:r>
       <w:r>
-        <w:t>ata warehouse can answer many useful business questions, such as which films are most popular, which stores earn the most, how revenue changes over time, and which customers spend the most. By moving from an OLTP system to a data warehouse, the business ca</w:t>
-      </w:r>
-      <w:r>
-        <w:t>n make better and faster decisions based on organised data.</w:t>
+        <w:t>he business can make better and faster decisions based on organised data.</w:t>
       </w:r>
     </w:p>
     <w:p>
